--- a/03_Outputs/final scripts/ar/Module 6/6.3.0-ar.docx
+++ b/03_Outputs/final scripts/ar/Module 6/6.3.0-ar.docx
@@ -14,12 +14,12 @@
     </w:p>
     <w:p>
       <w:r>
-        <w:t>سنبدأ برسم خريطة للمخاطر. يمكن للحرارة الشديدة أن تقلل من كفاءة محطات الطاقة، وتثقل كاهل الشبكات خلال فترات الطلب المرتفعة، وتجهد خطوط النقل. الفيضانات والعواصف وارتفاع مستوى سطح البحر تهدد المصافي الساحلية، والأنابيب، ومحطات الطاقة. الجفاف يمكن أن يقلل من إنتاج الطاقة الكهرومائية ومياه التبريد للمحطات الحرارية. من خلال فحص هذه المخاطر الفيزيائية معًا، سنرى أين تكون أنظمة الطاقة أكثر عرضة للخطر.</w:t>
+        <w:t>سنبدأ برسم خريطة للمخاطر. يمكن للحرارة الشديدة أن تقلل من كفاءة محطات الطاقة، وتثقل شبكات الكهرباء خلال فترات الطلب المرتفعة، وتجهد خطوط النقل. الفيضانات والعواصف وارتفاع مستوى سطح البحر تهدد المصافي الساحلية، والأنابيب، ومحطات الطاقة. الجفاف يمكن أن يقلل من إنتاج الطاقة الكهرومائية ومياه التبريد للمحطات الحرارية. من خلال فحص هذه المخاطر الفيزيائية معًا، سنرى أين تكون أنظمة الطاقة أكثر عرضة للخطر.</w:t>
       </w:r>
     </w:p>
     <w:p>
       <w:r>
-        <w:t>بعد ذلك، سنستكشف استراتيجيات التكيف. سنناقش تصميم البنية التحتية المقاومة للمناخ، من رفع محطات التحويل إلى تقوية الشبكات. سننظر في تنويع مزيج الطاقة لتقليل الاعتماد على وقود واحد أو موقع واحد، وفي الحلول اللامركزية وخارج الشبكة التي تحافظ على تدفق الطاقة عندما تفشل الشبكات المركزية. دمج مخاطر المناخ في تخطيط الطاقة وقرارات الاستثمار سيكون موضوعًا متكررًا.</w:t>
+        <w:t>بعد ذلك، سنستكشف استراتيجيات التكيف. سنناقش تصميم البنية التحتية المقاومة للمناخ، من رفع محطات التحويل إلى تقوية الشبكات. سننظر في تنويع مزيج الطاقة لتقليل الاعتماد على وقود واحد أو موقع واحد، وفي الحلول اللامركزية وخارج الشبكة التي تحافظ على تدفق الكهرباء عندما تفشل الشبكات المركزية. دمج مخاطر المناخ في تخطيط واستثمار الطاقة سيكون موضوعًا متكررًا.</w:t>
       </w:r>
     </w:p>
     <w:p>
@@ -30,12 +30,12 @@
     <w:p/>
     <w:p>
       <w:r>
-        <w:t>أخيرًا، سنبحث في الحاجة إلى تماسك السياسات، والتنسيق عبر القطاعات، والتعاون. يجب أن تدمج خطط التكيف الوطنية أولويات قطاع الطاقة، ويجب أن تتوقع استراتيجيات الطاقة مخاطر المناخ المستقبلية. إن مواءمة الميزانيات، وتدفقات التمويل المناخي، وخطط التأمين، وسندات المرونة تحت إطار واحد، يتجنب التشتت ويعطي المستثمرين والمرافق والمجتمعات إشارة واضحة. والأهم من ذلك، أن يتضمن هذا التنسيق أصوات الفئات الضعيفة لضمان أن تكون تدابير التكيف عادلة وشاملة وفعالة.</w:t>
+        <w:t>أخيرًا، سنبحث في الحاجة إلى تماسك السياسات، والتنسيق عبر القطاعات، والتعاون. يجب أن تدمج خطط التكيف الوطنية أولويات قطاع الطاقة، ويجب أن تتوقع استراتيجيات الطاقة المخاطر المناخية المستقبلية. إن مواءمة الميزانيات، وتدفقات التمويل المناخي، وخطط التأمين، وسندات المرونة ضمن إطار واحد، يتجنب التشتت ويعطي المستثمرين وشركات المرافق والمجتمعات إشارة واضحة. والأهم من ذلك، أن يتضمن هذا التنسيق أصوات الفئات الضعيفة لضمان أن تكون تدابير التكيف عادلة وشاملة وفعالة.</w:t>
       </w:r>
     </w:p>
     <w:p>
       <w:r>
-        <w:t>دعونا نبدأ ونستكشف كيف نجعل أنظمة الطاقة جاهزة لمواجهة المناخ</w:t>
+        <w:t>لنغوص ونستكشف كيف نجعل أنظمة الطاقة جاهزة لمواجهة المناخ</w:t>
       </w:r>
     </w:p>
     <w:sectPr>
